--- a/corpus/synthetic/bookmarks-crossref__005.docx
+++ b/corpus/synthetic/bookmarks-crossref__005.docx
@@ -3,20 +3,26 @@
 <w:document xmlns:w="http://schemas.openxmlformats.org/wordprocessingml/2006/main" xmlns:r="http://schemas.openxmlformats.org/officeDocument/2006/relationships" xmlns:wp="http://schemas.openxmlformats.org/drawingml/2006/wordprocessingDrawing" xmlns:a="http://schemas.openxmlformats.org/drawingml/2006/main" xmlns:pic="http://schemas.openxmlformats.org/drawingml/2006/picture" xmlns:m="http://schemas.openxmlformats.org/officeDocument/2006/math">
   <w:body>
     <w:p>
+      <w:pPr>
+        <w:pStyle w:val="ListParagraph"/>
+        <w:numPr>
+          <w:ilvl w:val="0"/>
+          <w:numId w:val="1"/>
+        </w:numPr>
+      </w:pPr>
       <w:r>
-        <w:fldChar w:fldCharType="begin"/>
+        <w:t xml:space="preserve">see (§</w:t>
       </w:r>
+      <w:fldSimple w:instr="REF book6d60 \r \h">
+        <w:r>
+          <w:rPr>
+            <w:b/>
+          </w:rPr>
+          <w:t>5.1.4</w:t>
+        </w:r>
+      </w:fldSimple>
       <w:r>
-        <w:instrText xml:space="preserve"> REF target \h </w:instrText>
-      </w:r>
-      <w:r>
-        <w:fldChar w:fldCharType="separate"/>
-      </w:r>
-      <w:r>
-        <w:t xml:space="preserve">目标内容</w:t>
-      </w:r>
-      <w:r>
-        <w:fldChar w:fldCharType="end"/>
+        <w:t>)</w:t>
       </w:r>
     </w:p>
     <w:sectPr>
@@ -25,6 +31,29 @@
     </w:sectPr>
   </w:body>
 </w:document>
+</file>
+
+<file path=word/numbering.xml><?xml version="1.0" encoding="utf-8"?>
+<w:numbering xmlns:w="http://schemas.openxmlformats.org/wordprocessingml/2006/main">
+  <w:abstractNum w:abstractNumId="0">
+    <w:lvl w:ilvl="0">
+      <w:numFmt w:val="bullet"/>
+      <w:lvlText w:val=""/>
+    </w:lvl>
+  </w:abstractNum>
+  <w:abstractNum w:abstractNumId="1">
+    <w:lvl w:ilvl="0">
+      <w:numFmt w:val="decimal"/>
+      <w:lvlText w:val="%1."/>
+    </w:lvl>
+  </w:abstractNum>
+  <w:num w:numId="1">
+    <w:abstractNumId w:val="0"/>
+  </w:num>
+  <w:num w:numId="2">
+    <w:abstractNumId w:val="1"/>
+  </w:num>
+</w:numbering>
 </file>
 
 <file path=word/styles.xml><?xml version="1.0" encoding="utf-8"?>
